--- a/20261008HW04.docx
+++ b/20261008HW04.docx
@@ -8,12 +8,20 @@
           <w:rFonts w:hint="eastAsia"/>
         </w:rPr>
       </w:pPr>
+      <w:commentRangeStart w:id="0"/>
       <w:r>
         <w:rPr>
           <w:rFonts w:hint="eastAsia"/>
         </w:rPr>
         <w:t>Homework 20261008</w:t>
       </w:r>
+      <w:commentRangeEnd w:id="0"/>
+      <w:r>
+        <w:rPr>
+          <w:rStyle w:val="CommentReference"/>
+        </w:rPr>
+        <w:commentReference w:id="0"/>
+      </w:r>
     </w:p>
     <w:p>
       <w:pPr>
@@ -146,11 +154,19 @@
           <w:rFonts w:hint="eastAsia"/>
         </w:rPr>
       </w:pPr>
+      <w:commentRangeStart w:id="1"/>
       <w:r>
         <w:rPr>
           <w:rFonts w:hint="eastAsia"/>
         </w:rPr>
         <w:t>TRUE</w:t>
+      </w:r>
+      <w:commentRangeEnd w:id="1"/>
+      <w:r>
+        <w:rPr>
+          <w:rStyle w:val="CommentReference"/>
+        </w:rPr>
+        <w:commentReference w:id="1"/>
       </w:r>
     </w:p>
     <w:p>
@@ -862,12 +878,20 @@
           <w:rFonts w:hint="eastAsia"/>
         </w:rPr>
       </w:pPr>
+      <w:commentRangeStart w:id="2"/>
       <w:r>
         <w:rPr>
           <w:rFonts w:hint="eastAsia"/>
         </w:rPr>
         <w:t>OUTPUT "Grade: ", result</w:t>
       </w:r>
+      <w:commentRangeEnd w:id="2"/>
+      <w:r>
+        <w:rPr>
+          <w:rStyle w:val="CommentReference"/>
+        </w:rPr>
+        <w:commentReference w:id="2"/>
+      </w:r>
     </w:p>
     <w:p>
       <w:pPr>
@@ -948,11 +972,19 @@
           <w:rFonts w:hint="eastAsia"/>
         </w:rPr>
       </w:pPr>
+      <w:commentRangeStart w:id="3"/>
       <w:r>
         <w:rPr>
           <w:rFonts w:hint="eastAsia"/>
         </w:rPr>
         <w:t xml:space="preserve">        result = result &amp; s[i]</w:t>
+      </w:r>
+      <w:commentRangeEnd w:id="3"/>
+      <w:r>
+        <w:rPr>
+          <w:rStyle w:val="CommentReference"/>
+        </w:rPr>
+        <w:commentReference w:id="3"/>
       </w:r>
     </w:p>
     <w:p>
@@ -1307,6 +1339,75 @@
     </w:sectPr>
   </w:body>
 </w:document>
+</file>
+
+<file path=word/comments.xml><?xml version="1.0" encoding="utf-8"?>
+<w:comments xmlns:a="http://schemas.openxmlformats.org/drawingml/2006/main" xmlns:pic="http://schemas.openxmlformats.org/drawingml/2006/picture" xmlns:r="http://schemas.openxmlformats.org/officeDocument/2006/relationships" xmlns:w="http://schemas.openxmlformats.org/wordprocessingml/2006/main" xmlns:wp="http://schemas.openxmlformats.org/drawingml/2006/wordprocessingDrawing" xmlns:mc="http://schemas.openxmlformats.org/markup-compatibility/2006" xmlns:a14="http://schemas.microsoft.com/office/drawing/2010/main" xmlns:w14="http://schemas.microsoft.com/office/word/2010/wordml" xmlns:wpc="http://schemas.microsoft.com/office/word/2010/wordprocessingCanvas">
+  <w:comment w:id="0" w:author="Gong Qiushi" w:initials="GQ" w:date="2026-10-17T01:26:27Z">
+    <w:p>
+      <w:pPr>
+        <w:pStyle w:val="CommentText"/>
+      </w:pPr>
+      <w:r>
+        <w:rPr>
+          <w:rStyle w:val="CommentReference"/>
+        </w:rPr>
+        <w:annotationRef/>
+      </w:r>
+      <w:r>
+        <w:t>Late submission. - This homework was handed in after the deadline (2026-10-15). Answer score: 99/100. With the standard late penalty (-20) the final mark is 79/100.</w:t>
+      </w:r>
+    </w:p>
+  </w:comment>
+  <w:comment w:id="1" w:author="Gong Qiushi" w:initials="GQ" w:date="2026-10-17T01:26:27Z">
+    <w:p>
+      <w:pPr>
+        <w:pStyle w:val="CommentText"/>
+      </w:pPr>
+      <w:r>
+        <w:rPr>
+          <w:rStyle w:val="CommentReference"/>
+        </w:rPr>
+        <w:annotationRef/>
+      </w:r>
+      <w:r>
+        <w:t>3/3 - Full marks. - Java prints booleans in lower case: `true` / `false`.</w:t>
+      </w:r>
+    </w:p>
+  </w:comment>
+  <w:comment w:id="2" w:author="Gong Qiushi" w:initials="GQ" w:date="2026-10-17T01:26:27Z">
+    <w:p>
+      <w:pPr>
+        <w:pStyle w:val="CommentText"/>
+      </w:pPr>
+      <w:r>
+        <w:rPr>
+          <w:rStyle w:val="CommentReference"/>
+        </w:rPr>
+        <w:annotationRef/>
+      </w:r>
+      <w:r>
+        <w:t>15/16 - Expected output not shown. - Add the sample output (for example `Grade: B` for mark 85). (-1)  Note: 9618 pseudocode uses `&lt;-` for assignment (`result &lt;- gradeFor(mark)`), not `=`.</w:t>
+      </w:r>
+    </w:p>
+  </w:comment>
+  <w:comment w:id="3" w:author="Gong Qiushi" w:initials="GQ" w:date="2026-10-17T01:26:27Z">
+    <w:p>
+      <w:pPr>
+        <w:pStyle w:val="CommentText"/>
+      </w:pPr>
+      <w:r>
+        <w:rPr>
+          <w:rStyle w:val="CommentReference"/>
+        </w:rPr>
+        <w:annotationRef/>
+      </w:r>
+      <w:r>
+        <w:t>18/18 - Full marks. - Correct reversal, with `STEP -1`. In 9618 pseudocode, use `MID(s, i, 1)` instead of `s[i]` (strings are not indexed with brackets).</w:t>
+      </w:r>
+    </w:p>
+  </w:comment>
+</w:comments>
 </file>
 
 <file path=word/numbering.xml><?xml version="1.0" encoding="utf-8"?>
